--- a/docs/guide/guide-administrateur.docx
+++ b/docs/guide/guide-administrateur.docx
@@ -288,7 +288,7 @@
           <wp:inline distT="0" distB="0" distL="0" distR="0">
             <wp:extent cx="4143375" cy="2257425"/>
             <wp:effectExtent t="0" r="0" b="0" l="0"/>
-            <wp:docPr id="9" name="admin-ajouter-adresse" descr="La fenêtre qui ajoute une adresse à la liste." title="La fenêtre qui ajoute une adresse à la liste."/>
+            <wp:docPr id="6" name="admin-ajouter-adresse" descr="La fenêtre qui ajoute une adresse à la liste." title="La fenêtre qui ajoute une adresse à la liste."/>
             <wp:cNvGraphicFramePr>
               <a:graphicFrameLocks xmlns:a="http://schemas.openxmlformats.org/drawingml/2006/main" noChangeAspect="1"/>
             </wp:cNvGraphicFramePr>
@@ -525,6 +525,14 @@
       </w:pPr>
       <w:r>
         <w:t xml:space="preserve">Un compte désactivé ou remis en première connexion perd aussitôt le back-office, « Mon compte » et toute écriture. La simple lecture du site peut lui rester jusqu'à huit heures, le temps que sa session expire.</w:t>
+      </w:r>
+    </w:p>
+    <w:p>
+      <w:pPr>
+        <w:spacing w:after="120"/>
+      </w:pPr>
+      <w:r>
+        <w:t xml:space="preserve">Un collègue bloqué après cinq échecs de connexion attend un quart d'heure : rien, dans le back-office, ne lève le blocage plus tôt, pas même la remise en première connexion.</w:t>
       </w:r>
     </w:p>
     <w:p>

--- a/docs/guide/guide-administrateur.docx
+++ b/docs/guide/guide-administrateur.docx
@@ -34,7 +34,25 @@
           <w:sz w:val="20"/>
           <w:szCs w:val="20"/>
         </w:rPr>
-        <w:t xml:space="preserve">Le site : app-vc-emn.vercel.app. Ce guide existe aussi en ligne : </w:t>
+        <w:t xml:space="preserve">Le site : </w:t>
+      </w:r>
+      <w:r>
+        <w:rPr>
+          <w:b/>
+          <w:bCs/>
+          <w:color w:val="44526A"/>
+          <w:sz w:val="20"/>
+          <w:szCs w:val="20"/>
+        </w:rPr>
+        <w:t xml:space="preserve">Veille concurrentielle</w:t>
+      </w:r>
+      <w:r>
+        <w:rPr>
+          <w:color w:val="44526A"/>
+          <w:sz w:val="20"/>
+          <w:szCs w:val="20"/>
+        </w:rPr>
+        <w:t xml:space="preserve">, à l'adresse app-vc-emn.vercel.app. Ce guide existe aussi en ligne : </w:t>
       </w:r>
       <w:r>
         <w:rPr>
@@ -288,7 +306,7 @@
           <wp:inline distT="0" distB="0" distL="0" distR="0">
             <wp:extent cx="4143375" cy="2257425"/>
             <wp:effectExtent t="0" r="0" b="0" l="0"/>
-            <wp:docPr id="6" name="admin-ajouter-adresse" descr="La fenêtre qui ajoute une adresse à la liste." title="La fenêtre qui ajoute une adresse à la liste."/>
+            <wp:docPr id="9" name="admin-ajouter-adresse" descr="La fenêtre qui ajoute une adresse à la liste." title="La fenêtre qui ajoute une adresse à la liste."/>
             <wp:cNvGraphicFramePr>
               <a:graphicFrameLocks xmlns:a="http://schemas.openxmlformats.org/drawingml/2006/main" noChangeAspect="1"/>
             </wp:cNvGraphicFramePr>
@@ -823,7 +841,7 @@
         <w:sz w:val="18"/>
         <w:szCs w:val="18"/>
       </w:rPr>
-      <w:t xml:space="preserve">Guide de l'administrateur</w:t>
+      <w:t xml:space="preserve">Veille concurrentielle — Guide de l'administrateur</w:t>
     </w:r>
   </w:p>
 </w:hdr>
